--- a/毕设/文献翻译.docx
+++ b/毕设/文献翻译.docx
@@ -7660,7 +7660,6 @@
         </w:rPr>
       </w:pPr>
       <w:r>
-        <m:rPr/>
         <w:rPr>
           <w:rFonts w:hint="default" w:hAnsi="Cambria Math" w:eastAsia="宋体" w:cs="宋体"/>
           <w:i w:val="0"/>
@@ -7695,7 +7694,6 @@
           <m:radPr>
             <m:degHide m:val="1"/>
             <m:ctrlPr>
-              <m:rPr/>
               <w:rPr>
                 <w:rFonts w:hint="default" w:ascii="Cambria Math" w:hAnsi="Cambria Math" w:eastAsia="宋体" w:cs="宋体"/>
                 <w:snapToGrid w:val="0"/>
@@ -7710,7 +7708,6 @@
           </m:radPr>
           <m:deg>
             <m:ctrlPr>
-              <m:rPr/>
               <w:rPr>
                 <w:rFonts w:hint="default" w:ascii="Cambria Math" w:hAnsi="Cambria Math" w:eastAsia="宋体" w:cs="宋体"/>
                 <w:snapToGrid w:val="0"/>
@@ -7727,7 +7724,6 @@
             <m:f>
               <m:fPr>
                 <m:ctrlPr>
-                  <m:rPr/>
                   <w:rPr>
                     <w:rFonts w:hint="default" w:ascii="Cambria Math" w:hAnsi="Cambria Math" w:eastAsia="宋体" w:cs="宋体"/>
                     <w:snapToGrid w:val="0"/>
@@ -7758,7 +7754,6 @@
                   <m:t>1</m:t>
                 </m:r>
                 <m:ctrlPr>
-                  <m:rPr/>
                   <w:rPr>
                     <w:rFonts w:hint="default" w:ascii="Cambria Math" w:hAnsi="Cambria Math" w:eastAsia="宋体" w:cs="宋体"/>
                     <w:snapToGrid w:val="0"/>
@@ -7789,7 +7784,6 @@
                   <m:t>n</m:t>
                 </m:r>
                 <m:ctrlPr>
-                  <m:rPr/>
                   <w:rPr>
                     <w:rFonts w:hint="default" w:ascii="Cambria Math" w:hAnsi="Cambria Math" w:eastAsia="宋体" w:cs="宋体"/>
                     <w:snapToGrid w:val="0"/>
@@ -7808,7 +7802,6 @@
                 <m:chr m:val="∑"/>
                 <m:limLoc m:val="undOvr"/>
                 <m:ctrlPr>
-                  <m:rPr/>
                   <w:rPr>
                     <w:rFonts w:hint="default" w:ascii="Cambria Math" w:hAnsi="Cambria Math" w:eastAsia="宋体" w:cs="宋体"/>
                     <w:snapToGrid w:val="0"/>
@@ -7839,7 +7832,6 @@
                   <m:t>i=1</m:t>
                 </m:r>
                 <m:ctrlPr>
-                  <m:rPr/>
                   <w:rPr>
                     <w:rFonts w:hint="default" w:ascii="Cambria Math" w:hAnsi="Cambria Math" w:eastAsia="宋体" w:cs="宋体"/>
                     <w:snapToGrid w:val="0"/>
@@ -7870,7 +7862,6 @@
                   <m:t>n</m:t>
                 </m:r>
                 <m:ctrlPr>
-                  <m:rPr/>
                   <w:rPr>
                     <w:rFonts w:hint="default" w:ascii="Cambria Math" w:hAnsi="Cambria Math" w:eastAsia="宋体" w:cs="宋体"/>
                     <w:snapToGrid w:val="0"/>
@@ -7887,7 +7878,6 @@
                 <m:sSup>
                   <m:sSupPr>
                     <m:ctrlPr>
-                      <m:rPr/>
                       <w:rPr>
                         <w:rFonts w:hint="default" w:ascii="Cambria Math" w:hAnsi="Cambria Math" w:eastAsia="宋体" w:cs="宋体"/>
                         <w:snapToGrid w:val="0"/>
@@ -8105,7 +8095,6 @@
                       <m:t>)</m:t>
                     </m:r>
                     <m:ctrlPr>
-                      <m:rPr/>
                       <w:rPr>
                         <w:rFonts w:hint="default" w:ascii="Cambria Math" w:hAnsi="Cambria Math" w:eastAsia="宋体" w:cs="宋体"/>
                         <w:snapToGrid w:val="0"/>
@@ -8136,7 +8125,6 @@
                       <m:t>2</m:t>
                     </m:r>
                     <m:ctrlPr>
-                      <m:rPr/>
                       <w:rPr>
                         <w:rFonts w:hint="default" w:ascii="Cambria Math" w:hAnsi="Cambria Math" w:eastAsia="宋体" w:cs="宋体"/>
                         <w:snapToGrid w:val="0"/>
@@ -8151,7 +8139,6 @@
                   </m:sup>
                 </m:sSup>
                 <m:ctrlPr>
-                  <m:rPr/>
                   <w:rPr>
                     <w:rFonts w:hint="default" w:ascii="Cambria Math" w:hAnsi="Cambria Math" w:eastAsia="宋体" w:cs="宋体"/>
                     <w:snapToGrid w:val="0"/>
@@ -8166,7 +8153,6 @@
               </m:e>
             </m:nary>
             <m:ctrlPr>
-              <m:rPr/>
               <w:rPr>
                 <w:rFonts w:hint="default" w:ascii="Cambria Math" w:hAnsi="Cambria Math" w:eastAsia="宋体" w:cs="宋体"/>
                 <w:snapToGrid w:val="0"/>
@@ -8182,7 +8168,6 @@
         </m:rad>
       </m:oMath>
       <w:r>
-        <m:rPr/>
         <w:rPr>
           <w:rFonts w:hint="default" w:hAnsi="Cambria Math" w:eastAsia="宋体" w:cs="宋体"/>
           <w:i w:val="0"/>
@@ -8195,10 +8180,8 @@
           <w:lang w:val="en-US"/>
         </w:rPr>
         <w:tab/>
-        <w:t/>
-      </w:r>
-      <w:r>
-        <m:rPr/>
+      </w:r>
+      <w:r>
         <w:rPr>
           <w:rFonts w:hint="default" w:hAnsi="Cambria Math" w:eastAsia="宋体" w:cs="宋体"/>
           <w:i w:val="0"/>
@@ -8211,10 +8194,8 @@
           <w:lang w:val="en-US"/>
         </w:rPr>
         <w:tab/>
-        <w:t/>
-      </w:r>
-      <w:r>
-        <m:rPr/>
+      </w:r>
+      <w:r>
         <w:rPr>
           <w:rFonts w:hint="default" w:hAnsi="Cambria Math" w:eastAsia="宋体" w:cs="宋体"/>
           <w:i w:val="0"/>
@@ -8227,10 +8208,8 @@
           <w:lang w:val="en-US"/>
         </w:rPr>
         <w:tab/>
-        <w:t/>
-      </w:r>
-      <w:r>
-        <m:rPr/>
+      </w:r>
+      <w:r>
         <w:rPr>
           <w:rFonts w:hint="default" w:hAnsi="Cambria Math" w:eastAsia="宋体" w:cs="宋体"/>
           <w:i w:val="0"/>
@@ -8243,10 +8222,8 @@
           <w:lang w:val="en-US"/>
         </w:rPr>
         <w:tab/>
-        <w:t/>
-      </w:r>
-      <w:r>
-        <m:rPr/>
+      </w:r>
+      <w:r>
         <w:rPr>
           <w:rFonts w:hint="default" w:hAnsi="Cambria Math" w:eastAsia="宋体" w:cs="宋体"/>
           <w:i w:val="0"/>
@@ -8259,10 +8236,8 @@
           <w:lang w:val="en-US"/>
         </w:rPr>
         <w:tab/>
-        <w:t/>
-      </w:r>
-      <w:r>
-        <m:rPr/>
+      </w:r>
+      <w:r>
         <w:rPr>
           <w:rFonts w:hint="default" w:hAnsi="Cambria Math" w:eastAsia="宋体" w:cs="宋体"/>
           <w:i w:val="0"/>
@@ -8275,10 +8250,8 @@
           <w:lang w:val="en-US"/>
         </w:rPr>
         <w:tab/>
-        <w:t/>
-      </w:r>
-      <w:r>
-        <m:rPr/>
+      </w:r>
+      <w:r>
         <w:rPr>
           <w:rFonts w:hint="default" w:hAnsi="Cambria Math" w:eastAsia="宋体" w:cs="宋体"/>
           <w:i w:val="0"/>
@@ -8985,8 +8958,6 @@
         </w:rPr>
         <w:t>，因此计算负担将会减少。</w:t>
       </w:r>
-      <w:bookmarkStart w:id="0" w:name="_GoBack"/>
-      <w:bookmarkEnd w:id="0"/>
     </w:p>
     <w:p>
       <w:pPr>
@@ -18592,6 +18563,7 @@
           <w:szCs w:val="18"/>
         </w:rPr>
       </w:pPr>
+      <w:bookmarkStart w:id="0" w:name="_GoBack"/>
       <w:r>
         <w:rPr>
           <w:rFonts w:ascii="宋体" w:hAnsi="宋体" w:eastAsia="宋体" w:cs="宋体"/>
@@ -19259,6 +19231,7 @@
         <w:t>的位置。</w:t>
       </w:r>
     </w:p>
+    <w:bookmarkEnd w:id="0"/>
     <w:p>
       <w:pPr>
         <w:spacing w:before="207" w:line="314" w:lineRule="auto"/>
